--- a/resumes/Resume_Staff_Security_Governance___Complia_Diligent__MNC_.docx
+++ b/resumes/Resume_Staff_Security_Governance___Complia_Diligent__MNC_.docx
@@ -117,7 +117,7 @@
         <w:pBdr>
           <w:bottom w:val="single" w:sz="6" w:space="1" w:color="000000"/>
         </w:pBdr>
-        <w:spacing w:before="89" w:after="0"/>
+        <w:spacing w:before="172" w:after="0"/>
       </w:pPr>
       <w:r>
         <w:rPr>
@@ -289,7 +289,7 @@
     </w:p>
     <w:p>
       <w:pPr>
-        <w:spacing w:before="14" w:after="14"/>
+        <w:spacing w:before="32" w:after="32"/>
       </w:pPr>
     </w:p>
     <w:p>
@@ -297,7 +297,7 @@
         <w:pBdr>
           <w:bottom w:val="single" w:sz="6" w:space="1" w:color="000000"/>
         </w:pBdr>
-        <w:spacing w:before="89" w:after="0"/>
+        <w:spacing w:before="172" w:after="0"/>
       </w:pPr>
       <w:r>
         <w:rPr>
@@ -404,16 +404,16 @@
           <w:ilvl w:val="0"/>
           <w:numId w:val="2"/>
         </w:numPr>
-        <w:spacing w:before="13" w:after="27"/>
-      </w:pPr>
-      <w:r>
-        <w:rPr>
-          <w:rFonts w:ascii="Source Sans Pro" w:eastAsia="Source Sans Pro" w:hAnsi="Source Sans Pro" w:cs="Source Sans Pro"/>
-          <w:color w:val="000000"/>
-          <w:sz w:val="19"/>
-          <w:szCs w:val="19"/>
-        </w:rPr>
-        <w:t>Developed and maintained weekly inventory reimbursement case triage process by severity and policy eligibility, ensuring accurate and timely case resolution.</w:t>
+        <w:spacing w:before="13" w:after="45"/>
+      </w:pPr>
+      <w:r>
+        <w:rPr>
+          <w:rFonts w:ascii="Source Sans Pro" w:eastAsia="Source Sans Pro" w:hAnsi="Source Sans Pro" w:cs="Source Sans Pro"/>
+          <w:color w:val="000000"/>
+          <w:sz w:val="19"/>
+          <w:szCs w:val="19"/>
+        </w:rPr>
+        <w:t>Documented investigation findings and corrective actions in audit-ready case notes for compliance tracking.</w:t>
       </w:r>
     </w:p>
     <w:p>
@@ -423,16 +423,16 @@
           <w:ilvl w:val="0"/>
           <w:numId w:val="2"/>
         </w:numPr>
-        <w:spacing w:before="13" w:after="27"/>
-      </w:pPr>
-      <w:r>
-        <w:rPr>
-          <w:rFonts w:ascii="Source Sans Pro" w:eastAsia="Source Sans Pro" w:hAnsi="Source Sans Pro" w:cs="Source Sans Pro"/>
-          <w:color w:val="000000"/>
-          <w:sz w:val="19"/>
-          <w:szCs w:val="19"/>
-        </w:rPr>
-        <w:t>Conducted root cause analysis on seller claims to identify policy violations and anomalous patterns, escalating findings to senior reviewers for further evaluation.</w:t>
+        <w:spacing w:before="13" w:after="45"/>
+      </w:pPr>
+      <w:r>
+        <w:rPr>
+          <w:rFonts w:ascii="Source Sans Pro" w:eastAsia="Source Sans Pro" w:hAnsi="Source Sans Pro" w:cs="Source Sans Pro"/>
+          <w:color w:val="000000"/>
+          <w:sz w:val="19"/>
+          <w:szCs w:val="19"/>
+        </w:rPr>
+        <w:t>Analyzed 200+ weekly seller claims to identify policy risk and validate decisions against controls.</w:t>
       </w:r>
     </w:p>
     <w:p>
@@ -442,16 +442,16 @@
           <w:ilvl w:val="0"/>
           <w:numId w:val="2"/>
         </w:numPr>
-        <w:spacing w:before="13" w:after="27"/>
-      </w:pPr>
-      <w:r>
-        <w:rPr>
-          <w:rFonts w:ascii="Source Sans Pro" w:eastAsia="Source Sans Pro" w:hAnsi="Source Sans Pro" w:cs="Source Sans Pro"/>
-          <w:color w:val="000000"/>
-          <w:sz w:val="19"/>
-          <w:szCs w:val="19"/>
-        </w:rPr>
-        <w:t>Maintained audit-ready case documentation recording investigation findings, decisions, and corrective actions, establishing a clear evidence chain-of-custody for security incident reporting.</w:t>
+        <w:spacing w:before="13" w:after="45"/>
+      </w:pPr>
+      <w:r>
+        <w:rPr>
+          <w:rFonts w:ascii="Source Sans Pro" w:eastAsia="Source Sans Pro" w:hAnsi="Source Sans Pro" w:cs="Source Sans Pro"/>
+          <w:color w:val="000000"/>
+          <w:sz w:val="19"/>
+          <w:szCs w:val="19"/>
+        </w:rPr>
+        <w:t>Investigated reimbursement cases for policy exceptions, flagging risk indicators and evidence gaps.</w:t>
       </w:r>
     </w:p>
     <w:p>
@@ -461,47 +461,47 @@
           <w:ilvl w:val="0"/>
           <w:numId w:val="2"/>
         </w:numPr>
-        <w:spacing w:before="13" w:after="27"/>
-      </w:pPr>
-      <w:r>
-        <w:rPr>
-          <w:rFonts w:ascii="Source Sans Pro" w:eastAsia="Source Sans Pro" w:hAnsi="Source Sans Pro" w:cs="Source Sans Pro"/>
-          <w:color w:val="000000"/>
-          <w:sz w:val="19"/>
-          <w:szCs w:val="19"/>
-        </w:rPr>
-        <w:t>[[AMZ_B</w:t>
-      </w:r>
-      <w:r>
-        <w:rPr>
-          <w:rFonts w:ascii="Source Sans Pro" w:eastAsia="Source Sans Pro" w:hAnsi="Source Sans Pro" w:cs="Source Sans Pro"/>
-          <w:color w:val="000000"/>
-          <w:sz w:val="19"/>
-          <w:szCs w:val="19"/>
-        </w:rPr>
-        <w:t>4</w:t>
-      </w:r>
-      <w:r>
-        <w:rPr>
-          <w:rFonts w:ascii="Source Sans Pro" w:eastAsia="Source Sans Pro" w:hAnsi="Source Sans Pro" w:cs="Source Sans Pro"/>
-          <w:color w:val="000000"/>
-          <w:sz w:val="19"/>
-          <w:szCs w:val="19"/>
-        </w:rPr>
-        <w:t>]]</w:t>
+        <w:spacing w:before="13" w:after="45"/>
+      </w:pPr>
+      <w:r>
+        <w:rPr>
+          <w:rFonts w:ascii="Source Sans Pro" w:eastAsia="Source Sans Pro" w:hAnsi="Source Sans Pro" w:cs="Source Sans Pro"/>
+          <w:color w:val="000000"/>
+          <w:sz w:val="19"/>
+          <w:szCs w:val="19"/>
+        </w:rPr>
+        <w:t>Triaged 50+ weekly cases by severity and eligibility, supporting audit documentation and control review.</w:t>
+      </w:r>
+      <w:r>
+        <w:rPr>
+          <w:rFonts w:ascii="Source Sans Pro" w:eastAsia="Source Sans Pro" w:hAnsi="Source Sans Pro" w:cs="Source Sans Pro"/>
+          <w:color w:val="000000"/>
+          <w:sz w:val="19"/>
+          <w:szCs w:val="19"/>
+        </w:rPr>
+        <w:t/>
+      </w:r>
+      <w:r>
+        <w:rPr>
+          <w:rFonts w:ascii="Source Sans Pro" w:eastAsia="Source Sans Pro" w:hAnsi="Source Sans Pro" w:cs="Source Sans Pro"/>
+          <w:color w:val="000000"/>
+          <w:sz w:val="19"/>
+          <w:szCs w:val="19"/>
+        </w:rPr>
+        <w:t/>
       </w:r>
     </w:p>
     <w:p>
       <w:pPr>
         <w:pStyle w:val="ListParagraph"/>
-        <w:spacing w:before="14" w:after="14"/>
+        <w:spacing w:before="32" w:after="32"/>
         <w:ind w:left="450"/>
       </w:pPr>
     </w:p>
     <w:p>
       <w:pPr>
         <w:pStyle w:val="ListParagraph"/>
-        <w:spacing w:before="14" w:after="14"/>
+        <w:spacing w:before="32" w:after="32"/>
         <w:ind w:left="450"/>
       </w:pPr>
     </w:p>
@@ -510,7 +510,7 @@
         <w:pBdr>
           <w:bottom w:val="single" w:sz="6" w:space="1" w:color="000000"/>
         </w:pBdr>
-        <w:spacing w:before="89" w:after="0"/>
+        <w:spacing w:before="172" w:after="0"/>
       </w:pPr>
       <w:r>
         <w:rPr>
@@ -577,16 +577,16 @@
           <w:ilvl w:val="0"/>
           <w:numId w:val="2"/>
         </w:numPr>
-        <w:spacing w:before="13" w:after="27"/>
-      </w:pPr>
-      <w:r>
-        <w:rPr>
-          <w:rFonts w:ascii="Source Sans Pro" w:eastAsia="Source Sans Pro" w:hAnsi="Source Sans Pro" w:cs="Source Sans Pro"/>
-          <w:color w:val="000000"/>
-          <w:sz w:val="19"/>
-          <w:szCs w:val="19"/>
-        </w:rPr>
-        <w:t>Built multi-API threat intelligence pipeline using VirusTotal, AbuseIPDB, and URLScan.io, cross-referencing WHOIS, DNS, and SSL details to produce a unified phishing probability score.</w:t>
+        <w:spacing w:before="13" w:after="45"/>
+      </w:pPr>
+      <w:r>
+        <w:rPr>
+          <w:rFonts w:ascii="Source Sans Pro" w:eastAsia="Source Sans Pro" w:hAnsi="Source Sans Pro" w:cs="Source Sans Pro"/>
+          <w:color w:val="000000"/>
+          <w:sz w:val="19"/>
+          <w:szCs w:val="19"/>
+        </w:rPr>
+        <w:t>Built multi-API threat intelligence pipeline: submits suspicious data to VirusTotal, AbuseIPDB, and URLScan.io; cross-references WHOIS, DNS, and SSL details for unified phishing probability score.</w:t>
       </w:r>
     </w:p>
     <w:p>
@@ -596,7 +596,7 @@
           <w:ilvl w:val="0"/>
           <w:numId w:val="2"/>
         </w:numPr>
-        <w:spacing w:before="13" w:after="27"/>
+        <w:spacing w:before="13" w:after="45"/>
       </w:pPr>
       <w:r>
         <w:rPr>
@@ -615,21 +615,21 @@
           <w:ilvl w:val="0"/>
           <w:numId w:val="2"/>
         </w:numPr>
-        <w:spacing w:before="13" w:after="27"/>
-      </w:pPr>
-      <w:r>
-        <w:rPr>
-          <w:rFonts w:ascii="Source Sans Pro" w:eastAsia="Source Sans Pro" w:hAnsi="Source Sans Pro" w:cs="Source Sans Pro"/>
-          <w:color w:val="000000"/>
-          <w:sz w:val="19"/>
-          <w:szCs w:val="19"/>
-        </w:rPr>
-        <w:t>Deployed Telegram bot interface for live IOC enrichment, supporting bulk CSV input/output and OSINT enrichment via theHarvester for domain profiling.</w:t>
-      </w:r>
-    </w:p>
-    <w:p>
-      <w:pPr>
-        <w:spacing w:before="14" w:after="14"/>
+        <w:spacing w:before="13" w:after="45"/>
+      </w:pPr>
+      <w:r>
+        <w:rPr>
+          <w:rFonts w:ascii="Source Sans Pro" w:eastAsia="Source Sans Pro" w:hAnsi="Source Sans Pro" w:cs="Source Sans Pro"/>
+          <w:color w:val="000000"/>
+          <w:sz w:val="19"/>
+          <w:szCs w:val="19"/>
+        </w:rPr>
+        <w:t>Developed Telegram bot interface for live IOC enrichment, supporting bulk CSV input/output and OSINT enrichment via theHarvester for domain profiling.</w:t>
+      </w:r>
+    </w:p>
+    <w:p>
+      <w:pPr>
+        <w:spacing w:before="32" w:after="32"/>
       </w:pPr>
     </w:p>
     <w:p>
@@ -685,16 +685,16 @@
           <w:ilvl w:val="0"/>
           <w:numId w:val="2"/>
         </w:numPr>
-        <w:spacing w:before="13" w:after="27"/>
-      </w:pPr>
-      <w:r>
-        <w:rPr>
-          <w:rFonts w:ascii="Source Sans Pro" w:eastAsia="Source Sans Pro" w:hAnsi="Source Sans Pro" w:cs="Source Sans Pro"/>
-          <w:color w:val="000000"/>
-          <w:sz w:val="19"/>
-          <w:szCs w:val="19"/>
-        </w:rPr>
-        <w:t>Developed automated vulnerability assessment pipeline in Python, integrating Nessus and OpenVAS APIs, generating CVE reports with CVSS severity and EPSS scoring from FIRST.org API.</w:t>
+        <w:spacing w:before="13" w:after="45"/>
+      </w:pPr>
+      <w:r>
+        <w:rPr>
+          <w:rFonts w:ascii="Source Sans Pro" w:eastAsia="Source Sans Pro" w:hAnsi="Source Sans Pro" w:cs="Source Sans Pro"/>
+          <w:color w:val="000000"/>
+          <w:sz w:val="19"/>
+          <w:szCs w:val="19"/>
+        </w:rPr>
+        <w:t>Developed automated vulnerability assessment pipeline integrating Nessus and OpenVAS REST APIs in Python, generating CVE reports with CVSS severity and EPSS scoring from FIRST.org API.</w:t>
       </w:r>
     </w:p>
     <w:p>
@@ -704,16 +704,16 @@
           <w:ilvl w:val="0"/>
           <w:numId w:val="2"/>
         </w:numPr>
-        <w:spacing w:before="13" w:after="27"/>
-      </w:pPr>
-      <w:r>
-        <w:rPr>
-          <w:rFonts w:ascii="Source Sans Pro" w:eastAsia="Source Sans Pro" w:hAnsi="Source Sans Pro" w:cs="Source Sans Pro"/>
-          <w:color w:val="000000"/>
-          <w:sz w:val="19"/>
-          <w:szCs w:val="19"/>
-        </w:rPr>
-        <w:t>Developed OWASP Top 10 automated web checker detecting injection, auth, and SSRF vulnerabilities, documenting SQL injection exploit and remediation.</w:t>
+        <w:spacing w:before="13" w:after="45"/>
+      </w:pPr>
+      <w:r>
+        <w:rPr>
+          <w:rFonts w:ascii="Source Sans Pro" w:eastAsia="Source Sans Pro" w:hAnsi="Source Sans Pro" w:cs="Source Sans Pro"/>
+          <w:color w:val="000000"/>
+          <w:sz w:val="19"/>
+          <w:szCs w:val="19"/>
+        </w:rPr>
+        <w:t>Developed OWASP Top 10 automated web checker to detect injection, auth, and SSRF vulnerabilities via crafted HTTP requests.</w:t>
       </w:r>
     </w:p>
     <w:p>
@@ -723,22 +723,22 @@
           <w:ilvl w:val="0"/>
           <w:numId w:val="2"/>
         </w:numPr>
-        <w:spacing w:before="13" w:after="27"/>
-      </w:pPr>
-      <w:r>
-        <w:rPr>
-          <w:rFonts w:ascii="Source Sans Pro" w:eastAsia="Source Sans Pro" w:hAnsi="Source Sans Pro" w:cs="Source Sans Pro"/>
-          <w:color w:val="000000"/>
-          <w:sz w:val="19"/>
-          <w:szCs w:val="19"/>
-        </w:rPr>
-        <w:t>Automated scan scheduling via Bash and cron, flagging new CVEs with delta-scan logic and calculating remediation SLA deadlines (Critical=24hrs, High=7 days, Medium=30 days).</w:t>
+        <w:spacing w:before="13" w:after="45"/>
+      </w:pPr>
+      <w:r>
+        <w:rPr>
+          <w:rFonts w:ascii="Source Sans Pro" w:eastAsia="Source Sans Pro" w:hAnsi="Source Sans Pro" w:cs="Source Sans Pro"/>
+          <w:color w:val="000000"/>
+          <w:sz w:val="19"/>
+          <w:szCs w:val="19"/>
+        </w:rPr>
+        <w:t>Automated scan scheduling via Bash and cron; built delta-scan logic for CVE flagging and remediation SLA deadlines (Critical=24hrs, High=7 days, Medium=30 days).</w:t>
       </w:r>
     </w:p>
     <w:p>
       <w:pPr>
         <w:pStyle w:val="ListParagraph"/>
-        <w:spacing w:before="14" w:after="14"/>
+        <w:spacing w:before="32" w:after="32"/>
         <w:ind w:left="450"/>
       </w:pPr>
     </w:p>
@@ -747,7 +747,7 @@
         <w:pBdr>
           <w:bottom w:val="single" w:sz="6" w:space="1" w:color="000000"/>
         </w:pBdr>
-        <w:spacing w:before="89" w:after="0"/>
+        <w:spacing w:before="172" w:after="0"/>
       </w:pPr>
       <w:r>
         <w:rPr>
@@ -763,7 +763,7 @@
     </w:p>
     <w:p>
       <w:pPr>
-        <w:spacing w:before="41" w:after="41"/>
+        <w:spacing w:before="62" w:after="62"/>
       </w:pPr>
       <w:r>
         <w:rPr>
@@ -785,7 +785,7 @@
     </w:p>
     <w:p>
       <w:pPr>
-        <w:spacing w:before="41" w:after="41"/>
+        <w:spacing w:before="62" w:after="62"/>
       </w:pPr>
       <w:r>
         <w:rPr>
@@ -807,7 +807,7 @@
     </w:p>
     <w:p>
       <w:pPr>
-        <w:spacing w:before="41" w:after="41"/>
+        <w:spacing w:before="62" w:after="62"/>
       </w:pPr>
       <w:r>
         <w:rPr>
@@ -829,7 +829,7 @@
     </w:p>
     <w:p>
       <w:pPr>
-        <w:spacing w:before="41" w:after="41"/>
+        <w:spacing w:before="62" w:after="62"/>
       </w:pPr>
       <w:r>
         <w:rPr>
@@ -851,7 +851,7 @@
     </w:p>
     <w:p>
       <w:pPr>
-        <w:spacing w:before="41" w:after="41"/>
+        <w:spacing w:before="62" w:after="62"/>
       </w:pPr>
       <w:r>
         <w:rPr>
@@ -876,7 +876,7 @@
         <w:pBdr>
           <w:bottom w:val="single" w:sz="6" w:space="1" w:color="000000"/>
         </w:pBdr>
-        <w:spacing w:before="14" w:after="14"/>
+        <w:spacing w:before="32" w:after="32"/>
         <w:rPr>
           <w:rFonts w:ascii="Source Sans Pro" w:eastAsia="Source Sans Pro" w:hAnsi="Source Sans Pro" w:cs="Source Sans Pro"/>
           <w:b/>
@@ -892,7 +892,7 @@
         <w:pBdr>
           <w:bottom w:val="single" w:sz="6" w:space="1" w:color="000000"/>
         </w:pBdr>
-        <w:spacing w:before="89" w:after="0"/>
+        <w:spacing w:before="172" w:after="0"/>
       </w:pPr>
       <w:r>
         <w:rPr>
@@ -913,7 +913,7 @@
           <w:ilvl w:val="0"/>
           <w:numId w:val="2"/>
         </w:numPr>
-        <w:spacing w:before="13" w:after="27"/>
+        <w:spacing w:before="13" w:after="45"/>
       </w:pPr>
       <w:r>
         <w:rPr>
@@ -932,7 +932,7 @@
           <w:ilvl w:val="0"/>
           <w:numId w:val="2"/>
         </w:numPr>
-        <w:spacing w:before="13" w:after="27"/>
+        <w:spacing w:before="13" w:after="45"/>
       </w:pPr>
       <w:r>
         <w:rPr>

--- a/resumes/Resume_Staff_Security_Governance___Complia_Diligent__MNC_.docx
+++ b/resumes/Resume_Staff_Security_Governance___Complia_Diligent__MNC_.docx
@@ -117,7 +117,7 @@
         <w:pBdr>
           <w:bottom w:val="single" w:sz="6" w:space="1" w:color="000000"/>
         </w:pBdr>
-        <w:spacing w:before="172" w:after="0"/>
+        <w:spacing w:before="83" w:after="0"/>
       </w:pPr>
       <w:r>
         <w:rPr>
@@ -289,7 +289,7 @@
     </w:p>
     <w:p>
       <w:pPr>
-        <w:spacing w:before="32" w:after="32"/>
+        <w:spacing w:before="16" w:after="16"/>
       </w:pPr>
     </w:p>
     <w:p>
@@ -297,7 +297,7 @@
         <w:pBdr>
           <w:bottom w:val="single" w:sz="6" w:space="1" w:color="000000"/>
         </w:pBdr>
-        <w:spacing w:before="172" w:after="0"/>
+        <w:spacing w:before="83" w:after="0"/>
       </w:pPr>
       <w:r>
         <w:rPr>
@@ -404,16 +404,16 @@
           <w:ilvl w:val="0"/>
           <w:numId w:val="2"/>
         </w:numPr>
-        <w:spacing w:before="13" w:after="45"/>
-      </w:pPr>
-      <w:r>
-        <w:rPr>
-          <w:rFonts w:ascii="Source Sans Pro" w:eastAsia="Source Sans Pro" w:hAnsi="Source Sans Pro" w:cs="Source Sans Pro"/>
-          <w:color w:val="000000"/>
-          <w:sz w:val="19"/>
-          <w:szCs w:val="19"/>
-        </w:rPr>
-        <w:t>Documented investigation findings and corrective actions in audit-ready case notes for compliance tracking.</w:t>
+        <w:spacing w:before="13" w:after="26"/>
+      </w:pPr>
+      <w:r>
+        <w:rPr>
+          <w:rFonts w:ascii="Source Sans Pro" w:eastAsia="Source Sans Pro" w:hAnsi="Source Sans Pro" w:cs="Source Sans Pro"/>
+          <w:color w:val="000000"/>
+          <w:sz w:val="19"/>
+          <w:szCs w:val="19"/>
+        </w:rPr>
+        <w:t>Triaged 50+ weekly inventory reimbursement cases by severity and policy eligibility, ensuring compliance with structured case triage and escalation workflows.</w:t>
       </w:r>
     </w:p>
     <w:p>
@@ -423,16 +423,16 @@
           <w:ilvl w:val="0"/>
           <w:numId w:val="2"/>
         </w:numPr>
-        <w:spacing w:before="13" w:after="45"/>
-      </w:pPr>
-      <w:r>
-        <w:rPr>
-          <w:rFonts w:ascii="Source Sans Pro" w:eastAsia="Source Sans Pro" w:hAnsi="Source Sans Pro" w:cs="Source Sans Pro"/>
-          <w:color w:val="000000"/>
-          <w:sz w:val="19"/>
-          <w:szCs w:val="19"/>
-        </w:rPr>
-        <w:t>Analyzed 200+ weekly seller claims to identify policy risk and validate decisions against controls.</w:t>
+        <w:spacing w:before="13" w:after="26"/>
+      </w:pPr>
+      <w:r>
+        <w:rPr>
+          <w:rFonts w:ascii="Source Sans Pro" w:eastAsia="Source Sans Pro" w:hAnsi="Source Sans Pro" w:cs="Source Sans Pro"/>
+          <w:color w:val="000000"/>
+          <w:sz w:val="19"/>
+          <w:szCs w:val="19"/>
+        </w:rPr>
+        <w:t>Analyzed seller claims, identifying policy violations and anomalous patterns, and escalated findings to senior reviewers for governance and risk management.</w:t>
       </w:r>
     </w:p>
     <w:p>
@@ -442,16 +442,16 @@
           <w:ilvl w:val="0"/>
           <w:numId w:val="2"/>
         </w:numPr>
-        <w:spacing w:before="13" w:after="45"/>
-      </w:pPr>
-      <w:r>
-        <w:rPr>
-          <w:rFonts w:ascii="Source Sans Pro" w:eastAsia="Source Sans Pro" w:hAnsi="Source Sans Pro" w:cs="Source Sans Pro"/>
-          <w:color w:val="000000"/>
-          <w:sz w:val="19"/>
-          <w:szCs w:val="19"/>
-        </w:rPr>
-        <w:t>Investigated reimbursement cases for policy exceptions, flagging risk indicators and evidence gaps.</w:t>
+        <w:spacing w:before="13" w:after="26"/>
+      </w:pPr>
+      <w:r>
+        <w:rPr>
+          <w:rFonts w:ascii="Source Sans Pro" w:eastAsia="Source Sans Pro" w:hAnsi="Source Sans Pro" w:cs="Source Sans Pro"/>
+          <w:color w:val="000000"/>
+          <w:sz w:val="19"/>
+          <w:szCs w:val="19"/>
+        </w:rPr>
+        <w:t>Maintained audit-ready case documentation, recording investigation findings, decisions, corrective actions, and evidence notes for compliance tracking and control validation.</w:t>
       </w:r>
     </w:p>
     <w:p>
@@ -461,56 +461,34 @@
           <w:ilvl w:val="0"/>
           <w:numId w:val="2"/>
         </w:numPr>
-        <w:spacing w:before="13" w:after="45"/>
-      </w:pPr>
-      <w:r>
-        <w:rPr>
-          <w:rFonts w:ascii="Source Sans Pro" w:eastAsia="Source Sans Pro" w:hAnsi="Source Sans Pro" w:cs="Source Sans Pro"/>
-          <w:color w:val="000000"/>
-          <w:sz w:val="19"/>
-          <w:szCs w:val="19"/>
-        </w:rPr>
-        <w:t>Triaged 50+ weekly cases by severity and eligibility, supporting audit documentation and control review.</w:t>
-      </w:r>
-      <w:r>
-        <w:rPr>
-          <w:rFonts w:ascii="Source Sans Pro" w:eastAsia="Source Sans Pro" w:hAnsi="Source Sans Pro" w:cs="Source Sans Pro"/>
-          <w:color w:val="000000"/>
-          <w:sz w:val="19"/>
-          <w:szCs w:val="19"/>
-        </w:rPr>
-        <w:t/>
-      </w:r>
-      <w:r>
-        <w:rPr>
-          <w:rFonts w:ascii="Source Sans Pro" w:eastAsia="Source Sans Pro" w:hAnsi="Source Sans Pro" w:cs="Source Sans Pro"/>
-          <w:color w:val="000000"/>
-          <w:sz w:val="19"/>
-          <w:szCs w:val="19"/>
-        </w:rPr>
-        <w:t/>
-      </w:r>
-    </w:p>
-    <w:p>
-      <w:pPr>
-        <w:pStyle w:val="ListParagraph"/>
-        <w:spacing w:before="32" w:after="32"/>
-        <w:ind w:left="450"/>
-      </w:pPr>
-    </w:p>
-    <w:p>
-      <w:pPr>
-        <w:pStyle w:val="ListParagraph"/>
-        <w:spacing w:before="32" w:after="32"/>
-        <w:ind w:left="450"/>
-      </w:pPr>
-    </w:p>
-    <w:p>
-      <w:pPr>
-        <w:pBdr>
-          <w:bottom w:val="single" w:sz="6" w:space="1" w:color="000000"/>
-        </w:pBdr>
-        <w:spacing w:before="172" w:after="0"/>
+        <w:spacing w:before="13" w:after="26"/>
+      </w:pPr>
+      <w:r>
+        <w:rPr>
+          <w:rFonts w:ascii="Source Sans Pro" w:eastAsia="Source Sans Pro" w:hAnsi="Source Sans Pro" w:cs="Source Sans Pro"/>
+          <w:color w:val="000000"/>
+          <w:sz w:val="19"/>
+          <w:szCs w:val="19"/>
+        </w:rPr>
+        <w:t>Spotted recurring fraud patterns across 200+ weekly cases and flagged them early, reducing repeat-issue investigation time before escalation and improving risk management.</w:t>
+      </w:r>
+    </w:p>
+    <w:p>
+      <w:pPr>
+        <w:spacing w:before="16" w:after="16"/>
+        <w:rPr>
+          <w:rFonts w:ascii="Source Sans Pro" w:eastAsia="Source Sans Pro" w:hAnsi="Source Sans Pro" w:cs="Source Sans Pro"/>
+          <w:b/>
+          <w:bCs/>
+          <w:color w:val="000000"/>
+          <w:sz w:val="22"/>
+          <w:szCs w:val="22"/>
+        </w:rPr>
+      </w:pPr>
+    </w:p>
+    <w:p>
+      <w:pPr>
+        <w:spacing w:before="76" w:after="13"/>
       </w:pPr>
       <w:r>
         <w:rPr>
@@ -577,7 +555,7 @@
           <w:ilvl w:val="0"/>
           <w:numId w:val="2"/>
         </w:numPr>
-        <w:spacing w:before="13" w:after="45"/>
+        <w:spacing w:before="13" w:after="26"/>
       </w:pPr>
       <w:r>
         <w:rPr>
@@ -596,16 +574,16 @@
           <w:ilvl w:val="0"/>
           <w:numId w:val="2"/>
         </w:numPr>
-        <w:spacing w:before="13" w:after="45"/>
-      </w:pPr>
-      <w:r>
-        <w:rPr>
-          <w:rFonts w:ascii="Source Sans Pro" w:eastAsia="Source Sans Pro" w:hAnsi="Source Sans Pro" w:cs="Source Sans Pro"/>
-          <w:color w:val="000000"/>
-          <w:sz w:val="19"/>
-          <w:szCs w:val="19"/>
-        </w:rPr>
-        <w:t>Developed typosquatting detector generating domain variants and checking live DNS resolution to catch brand-impersonation attacks.</w:t>
+        <w:spacing w:before="13" w:after="26"/>
+      </w:pPr>
+      <w:r>
+        <w:rPr>
+          <w:rFonts w:ascii="Source Sans Pro" w:eastAsia="Source Sans Pro" w:hAnsi="Source Sans Pro" w:cs="Source Sans Pro"/>
+          <w:color w:val="000000"/>
+          <w:sz w:val="19"/>
+          <w:szCs w:val="19"/>
+        </w:rPr>
+        <w:t>Developed typosquatting domain detector generating brand domain variants and checking live DNS resolution to catch brand-impersonation attacks.</w:t>
       </w:r>
     </w:p>
     <w:p>
@@ -615,7 +593,7 @@
           <w:ilvl w:val="0"/>
           <w:numId w:val="2"/>
         </w:numPr>
-        <w:spacing w:before="13" w:after="45"/>
+        <w:spacing w:before="13" w:after="26"/>
       </w:pPr>
       <w:r>
         <w:rPr>
@@ -629,7 +607,7 @@
     </w:p>
     <w:p>
       <w:pPr>
-        <w:spacing w:before="32" w:after="32"/>
+        <w:spacing w:before="16" w:after="16"/>
       </w:pPr>
     </w:p>
     <w:p>
@@ -685,16 +663,16 @@
           <w:ilvl w:val="0"/>
           <w:numId w:val="2"/>
         </w:numPr>
-        <w:spacing w:before="13" w:after="45"/>
-      </w:pPr>
-      <w:r>
-        <w:rPr>
-          <w:rFonts w:ascii="Source Sans Pro" w:eastAsia="Source Sans Pro" w:hAnsi="Source Sans Pro" w:cs="Source Sans Pro"/>
-          <w:color w:val="000000"/>
-          <w:sz w:val="19"/>
-          <w:szCs w:val="19"/>
-        </w:rPr>
-        <w:t>Developed automated vulnerability assessment pipeline integrating Nessus and OpenVAS REST APIs in Python, generating CVE reports with CVSS severity and EPSS scoring from FIRST.org API.</w:t>
+        <w:spacing w:before="13" w:after="26"/>
+      </w:pPr>
+      <w:r>
+        <w:rPr>
+          <w:rFonts w:ascii="Source Sans Pro" w:eastAsia="Source Sans Pro" w:hAnsi="Source Sans Pro" w:cs="Source Sans Pro"/>
+          <w:color w:val="000000"/>
+          <w:sz w:val="19"/>
+          <w:szCs w:val="19"/>
+        </w:rPr>
+        <w:t>Developed automated vulnerability assessment pipeline in Python, integrating Nessus and OpenVAS APIs, with EPSS scoring from FIRST.org for prioritization.</w:t>
       </w:r>
     </w:p>
     <w:p>
@@ -704,16 +682,16 @@
           <w:ilvl w:val="0"/>
           <w:numId w:val="2"/>
         </w:numPr>
-        <w:spacing w:before="13" w:after="45"/>
-      </w:pPr>
-      <w:r>
-        <w:rPr>
-          <w:rFonts w:ascii="Source Sans Pro" w:eastAsia="Source Sans Pro" w:hAnsi="Source Sans Pro" w:cs="Source Sans Pro"/>
-          <w:color w:val="000000"/>
-          <w:sz w:val="19"/>
-          <w:szCs w:val="19"/>
-        </w:rPr>
-        <w:t>Developed OWASP Top 10 automated web checker to detect injection, auth, and SSRF vulnerabilities via crafted HTTP requests.</w:t>
+        <w:spacing w:before="13" w:after="26"/>
+      </w:pPr>
+      <w:r>
+        <w:rPr>
+          <w:rFonts w:ascii="Source Sans Pro" w:eastAsia="Source Sans Pro" w:hAnsi="Source Sans Pro" w:cs="Source Sans Pro"/>
+          <w:color w:val="000000"/>
+          <w:sz w:val="19"/>
+          <w:szCs w:val="19"/>
+        </w:rPr>
+        <w:t>Developed OWASP Top 10 automated web checker to detect injection, auth, and SSRF vulnerabilities; documented SQL injection remediation and parameterised query best practices.</w:t>
       </w:r>
     </w:p>
     <w:p>
@@ -723,7 +701,7 @@
           <w:ilvl w:val="0"/>
           <w:numId w:val="2"/>
         </w:numPr>
-        <w:spacing w:before="13" w:after="45"/>
+        <w:spacing w:before="13" w:after="26"/>
       </w:pPr>
       <w:r>
         <w:rPr>
@@ -738,7 +716,7 @@
     <w:p>
       <w:pPr>
         <w:pStyle w:val="ListParagraph"/>
-        <w:spacing w:before="32" w:after="32"/>
+        <w:spacing w:before="16" w:after="16"/>
         <w:ind w:left="450"/>
       </w:pPr>
     </w:p>
@@ -747,7 +725,7 @@
         <w:pBdr>
           <w:bottom w:val="single" w:sz="6" w:space="1" w:color="000000"/>
         </w:pBdr>
-        <w:spacing w:before="172" w:after="0"/>
+        <w:spacing w:before="83" w:after="0"/>
       </w:pPr>
       <w:r>
         <w:rPr>
@@ -763,7 +741,7 @@
     </w:p>
     <w:p>
       <w:pPr>
-        <w:spacing w:before="62" w:after="62"/>
+        <w:spacing w:before="40" w:after="40"/>
       </w:pPr>
       <w:r>
         <w:rPr>
@@ -785,7 +763,7 @@
     </w:p>
     <w:p>
       <w:pPr>
-        <w:spacing w:before="62" w:after="62"/>
+        <w:spacing w:before="40" w:after="40"/>
       </w:pPr>
       <w:r>
         <w:rPr>
@@ -807,7 +785,7 @@
     </w:p>
     <w:p>
       <w:pPr>
-        <w:spacing w:before="62" w:after="62"/>
+        <w:spacing w:before="40" w:after="40"/>
       </w:pPr>
       <w:r>
         <w:rPr>
@@ -829,7 +807,7 @@
     </w:p>
     <w:p>
       <w:pPr>
-        <w:spacing w:before="62" w:after="62"/>
+        <w:spacing w:before="40" w:after="40"/>
       </w:pPr>
       <w:r>
         <w:rPr>
@@ -851,7 +829,7 @@
     </w:p>
     <w:p>
       <w:pPr>
-        <w:spacing w:before="62" w:after="62"/>
+        <w:spacing w:before="40" w:after="40"/>
       </w:pPr>
       <w:r>
         <w:rPr>
@@ -868,7 +846,7 @@
           <w:sz w:val="19"/>
           <w:szCs w:val="19"/>
         </w:rPr>
-        <w:t>MITRE ATT&amp;CK, OWASP Top 10, Incident Response (PICERL), audit trail documentation, security, management, analysis</w:t>
+        <w:t>MITRE ATT&amp;CK, OWASP Top 10, Incident Response (PICERL), audit trail documentation, security, management</w:t>
       </w:r>
     </w:p>
     <w:p>
@@ -876,7 +854,7 @@
         <w:pBdr>
           <w:bottom w:val="single" w:sz="6" w:space="1" w:color="000000"/>
         </w:pBdr>
-        <w:spacing w:before="32" w:after="32"/>
+        <w:spacing w:before="16" w:after="16"/>
         <w:rPr>
           <w:rFonts w:ascii="Source Sans Pro" w:eastAsia="Source Sans Pro" w:hAnsi="Source Sans Pro" w:cs="Source Sans Pro"/>
           <w:b/>
@@ -892,7 +870,7 @@
         <w:pBdr>
           <w:bottom w:val="single" w:sz="6" w:space="1" w:color="000000"/>
         </w:pBdr>
-        <w:spacing w:before="172" w:after="0"/>
+        <w:spacing w:before="83" w:after="0"/>
       </w:pPr>
       <w:r>
         <w:rPr>
@@ -913,7 +891,7 @@
           <w:ilvl w:val="0"/>
           <w:numId w:val="2"/>
         </w:numPr>
-        <w:spacing w:before="13" w:after="45"/>
+        <w:spacing w:before="13" w:after="26"/>
       </w:pPr>
       <w:r>
         <w:rPr>
@@ -932,7 +910,7 @@
           <w:ilvl w:val="0"/>
           <w:numId w:val="2"/>
         </w:numPr>
-        <w:spacing w:before="13" w:after="45"/>
+        <w:spacing w:before="13" w:after="26"/>
       </w:pPr>
       <w:r>
         <w:rPr>
